--- a/STM32/STM32 Series.docx
+++ b/STM32/STM32 Series.docx
@@ -1274,6 +1274,398 @@
         <w:t>MINI PROJECT</w:t>
       </w:r>
     </w:p>
+    <w:p/>
+    <w:p/>
+    <w:p/>
+    <w:p/>
+    <w:p/>
+    <w:p>
+      <w:r>
+        <w:lastRenderedPageBreak/>
+        <w:t>Updated Roadmap:</w:t>
+      </w:r>
+    </w:p>
+    <w:tbl>
+      <w:tblPr>
+        <w:tblW w:w="0" w:type="auto"/>
+        <w:tblCellSpacing w:w="15" w:type="dxa"/>
+        <w:tblCellMar>
+          <w:top w:w="15" w:type="dxa"/>
+          <w:left w:w="15" w:type="dxa"/>
+          <w:bottom w:w="15" w:type="dxa"/>
+          <w:right w:w="15" w:type="dxa"/>
+        </w:tblCellMar>
+        <w:tblLook w:val="04A0" w:firstRow="1" w:lastRow="0" w:firstColumn="1" w:lastColumn="0" w:noHBand="0" w:noVBand="1"/>
+      </w:tblPr>
+      <w:tblGrid>
+        <w:gridCol w:w="709"/>
+        <w:gridCol w:w="7876"/>
+      </w:tblGrid>
+      <w:tr>
+        <w:trPr>
+          <w:tblHeader/>
+          <w:tblCellSpacing w:w="15" w:type="dxa"/>
+        </w:trPr>
+        <w:tc>
+          <w:tcPr>
+            <w:tcW w:w="664" w:type="dxa"/>
+            <w:vAlign w:val="center"/>
+            <w:hideMark/>
+          </w:tcPr>
+          <w:p>
+            <w:pPr>
+              <w:rPr>
+                <w:b/>
+                <w:bCs/>
+              </w:rPr>
+            </w:pPr>
+            <w:r>
+              <w:rPr>
+                <w:b/>
+                <w:bCs/>
+              </w:rPr>
+              <w:t>Level</w:t>
+            </w:r>
+          </w:p>
+        </w:tc>
+        <w:tc>
+          <w:tcPr>
+            <w:tcW w:w="7831" w:type="dxa"/>
+            <w:vAlign w:val="center"/>
+            <w:hideMark/>
+          </w:tcPr>
+          <w:p>
+            <w:pPr>
+              <w:rPr>
+                <w:b/>
+                <w:bCs/>
+              </w:rPr>
+            </w:pPr>
+            <w:r>
+              <w:rPr>
+                <w:b/>
+                <w:bCs/>
+              </w:rPr>
+              <w:t>Focus</w:t>
+            </w:r>
+          </w:p>
+        </w:tc>
+      </w:tr>
+      <w:tr>
+        <w:trPr>
+          <w:tblCellSpacing w:w="15" w:type="dxa"/>
+        </w:trPr>
+        <w:tc>
+          <w:tcPr>
+            <w:tcW w:w="664" w:type="dxa"/>
+            <w:vAlign w:val="center"/>
+            <w:hideMark/>
+          </w:tcPr>
+          <w:p>
+            <w:r>
+              <w:rPr>
+                <w:b/>
+                <w:bCs/>
+              </w:rPr>
+              <w:t>0</w:t>
+            </w:r>
+          </w:p>
+        </w:tc>
+        <w:tc>
+          <w:tcPr>
+            <w:tcW w:w="7831" w:type="dxa"/>
+            <w:vAlign w:val="center"/>
+            <w:hideMark/>
+          </w:tcPr>
+          <w:p>
+            <w:r>
+              <w:t>MCU + ARM + Cortex-M fundamentals</w:t>
+            </w:r>
+          </w:p>
+        </w:tc>
+      </w:tr>
+      <w:tr>
+        <w:trPr>
+          <w:tblCellSpacing w:w="15" w:type="dxa"/>
+        </w:trPr>
+        <w:tc>
+          <w:tcPr>
+            <w:tcW w:w="664" w:type="dxa"/>
+            <w:vAlign w:val="center"/>
+            <w:hideMark/>
+          </w:tcPr>
+          <w:p>
+            <w:r>
+              <w:rPr>
+                <w:b/>
+                <w:bCs/>
+              </w:rPr>
+              <w:t>1</w:t>
+            </w:r>
+          </w:p>
+        </w:tc>
+        <w:tc>
+          <w:tcPr>
+            <w:tcW w:w="7831" w:type="dxa"/>
+            <w:vAlign w:val="center"/>
+            <w:hideMark/>
+          </w:tcPr>
+          <w:p>
+            <w:r>
+              <w:t xml:space="preserve">STM32F103 + </w:t>
+            </w:r>
+            <w:proofErr w:type="spellStart"/>
+            <w:r>
+              <w:t>CubeIDE</w:t>
+            </w:r>
+            <w:proofErr w:type="spellEnd"/>
+            <w:r>
+              <w:t xml:space="preserve"> + development workflow</w:t>
+            </w:r>
+          </w:p>
+        </w:tc>
+      </w:tr>
+      <w:tr>
+        <w:trPr>
+          <w:tblCellSpacing w:w="15" w:type="dxa"/>
+        </w:trPr>
+        <w:tc>
+          <w:tcPr>
+            <w:tcW w:w="664" w:type="dxa"/>
+            <w:vAlign w:val="center"/>
+            <w:hideMark/>
+          </w:tcPr>
+          <w:p>
+            <w:r>
+              <w:rPr>
+                <w:b/>
+                <w:bCs/>
+              </w:rPr>
+              <w:t>2</w:t>
+            </w:r>
+          </w:p>
+        </w:tc>
+        <w:tc>
+          <w:tcPr>
+            <w:tcW w:w="7831" w:type="dxa"/>
+            <w:vAlign w:val="center"/>
+            <w:hideMark/>
+          </w:tcPr>
+          <w:p>
+            <w:r>
+              <w:t>GPIO + registers + electrical fundamentals</w:t>
+            </w:r>
+          </w:p>
+        </w:tc>
+      </w:tr>
+      <w:tr>
+        <w:trPr>
+          <w:tblCellSpacing w:w="15" w:type="dxa"/>
+        </w:trPr>
+        <w:tc>
+          <w:tcPr>
+            <w:tcW w:w="664" w:type="dxa"/>
+            <w:vAlign w:val="center"/>
+            <w:hideMark/>
+          </w:tcPr>
+          <w:p>
+            <w:r>
+              <w:rPr>
+                <w:b/>
+                <w:bCs/>
+              </w:rPr>
+              <w:t>3</w:t>
+            </w:r>
+          </w:p>
+        </w:tc>
+        <w:tc>
+          <w:tcPr>
+            <w:tcW w:w="7831" w:type="dxa"/>
+            <w:vAlign w:val="center"/>
+            <w:hideMark/>
+          </w:tcPr>
+          <w:p>
+            <w:r>
+              <w:t>Timers + interrupts + PWM</w:t>
+            </w:r>
+          </w:p>
+        </w:tc>
+      </w:tr>
+      <w:tr>
+        <w:trPr>
+          <w:tblCellSpacing w:w="15" w:type="dxa"/>
+        </w:trPr>
+        <w:tc>
+          <w:tcPr>
+            <w:tcW w:w="664" w:type="dxa"/>
+            <w:vAlign w:val="center"/>
+            <w:hideMark/>
+          </w:tcPr>
+          <w:p>
+            <w:r>
+              <w:rPr>
+                <w:b/>
+                <w:bCs/>
+              </w:rPr>
+              <w:t>4</w:t>
+            </w:r>
+          </w:p>
+        </w:tc>
+        <w:tc>
+          <w:tcPr>
+            <w:tcW w:w="7831" w:type="dxa"/>
+            <w:vAlign w:val="center"/>
+            <w:hideMark/>
+          </w:tcPr>
+          <w:p>
+            <w:r>
+              <w:t>UART + SPI + I²C + ADC + communication fundamentals</w:t>
+            </w:r>
+          </w:p>
+        </w:tc>
+      </w:tr>
+      <w:tr>
+        <w:trPr>
+          <w:tblCellSpacing w:w="15" w:type="dxa"/>
+        </w:trPr>
+        <w:tc>
+          <w:tcPr>
+            <w:tcW w:w="664" w:type="dxa"/>
+            <w:vAlign w:val="center"/>
+            <w:hideMark/>
+          </w:tcPr>
+          <w:p>
+            <w:r>
+              <w:rPr>
+                <w:b/>
+                <w:bCs/>
+              </w:rPr>
+              <w:t>5</w:t>
+            </w:r>
+          </w:p>
+        </w:tc>
+        <w:tc>
+          <w:tcPr>
+            <w:tcW w:w="7831" w:type="dxa"/>
+            <w:vAlign w:val="center"/>
+            <w:hideMark/>
+          </w:tcPr>
+          <w:p>
+            <w:r>
+              <w:t xml:space="preserve">HAL + </w:t>
+            </w:r>
+            <w:proofErr w:type="spellStart"/>
+            <w:r>
+              <w:t>CubeMX</w:t>
+            </w:r>
+            <w:proofErr w:type="spellEnd"/>
+            <w:r>
+              <w:t xml:space="preserve"> + abstraction</w:t>
+            </w:r>
+          </w:p>
+        </w:tc>
+      </w:tr>
+      <w:tr>
+        <w:trPr>
+          <w:tblCellSpacing w:w="15" w:type="dxa"/>
+        </w:trPr>
+        <w:tc>
+          <w:tcPr>
+            <w:tcW w:w="664" w:type="dxa"/>
+            <w:vAlign w:val="center"/>
+            <w:hideMark/>
+          </w:tcPr>
+          <w:p>
+            <w:r>
+              <w:rPr>
+                <w:b/>
+                <w:bCs/>
+              </w:rPr>
+              <w:t>6</w:t>
+            </w:r>
+          </w:p>
+        </w:tc>
+        <w:tc>
+          <w:tcPr>
+            <w:tcW w:w="7831" w:type="dxa"/>
+            <w:vAlign w:val="center"/>
+            <w:hideMark/>
+          </w:tcPr>
+          <w:p>
+            <w:r>
+              <w:t>Bare-metal + CMSIS + drivers + low-level architecture</w:t>
+            </w:r>
+          </w:p>
+        </w:tc>
+      </w:tr>
+      <w:tr>
+        <w:trPr>
+          <w:tblCellSpacing w:w="15" w:type="dxa"/>
+        </w:trPr>
+        <w:tc>
+          <w:tcPr>
+            <w:tcW w:w="664" w:type="dxa"/>
+            <w:vAlign w:val="center"/>
+            <w:hideMark/>
+          </w:tcPr>
+          <w:p>
+            <w:r>
+              <w:rPr>
+                <w:b/>
+                <w:bCs/>
+              </w:rPr>
+              <w:t>7</w:t>
+            </w:r>
+          </w:p>
+        </w:tc>
+        <w:tc>
+          <w:tcPr>
+            <w:tcW w:w="7831" w:type="dxa"/>
+            <w:vAlign w:val="center"/>
+            <w:hideMark/>
+          </w:tcPr>
+          <w:p>
+            <w:r>
+              <w:t>STM32F4 + advanced peripherals + Cortex-M4</w:t>
+            </w:r>
+          </w:p>
+        </w:tc>
+      </w:tr>
+      <w:tr>
+        <w:trPr>
+          <w:tblCellSpacing w:w="15" w:type="dxa"/>
+        </w:trPr>
+        <w:tc>
+          <w:tcPr>
+            <w:tcW w:w="664" w:type="dxa"/>
+            <w:vAlign w:val="center"/>
+            <w:hideMark/>
+          </w:tcPr>
+          <w:p>
+            <w:r>
+              <w:rPr>
+                <w:b/>
+                <w:bCs/>
+              </w:rPr>
+              <w:t>8</w:t>
+            </w:r>
+          </w:p>
+        </w:tc>
+        <w:tc>
+          <w:tcPr>
+            <w:tcW w:w="7831" w:type="dxa"/>
+            <w:vAlign w:val="center"/>
+            <w:hideMark/>
+          </w:tcPr>
+          <w:p>
+            <w:r>
+              <w:t>Professional embedded development + RTOS + debugging + testing + Git + CAN + projects</w:t>
+            </w:r>
+          </w:p>
+        </w:tc>
+      </w:tr>
+    </w:tbl>
+    <w:p/>
     <w:sectPr>
       <w:pgSz w:w="11906" w:h="16838"/>
       <w:pgMar w:top="1440" w:right="1440" w:bottom="1440" w:left="1440" w:header="708" w:footer="708" w:gutter="0"/>
